--- a/report/report fornt page format.docx
+++ b/report/report fornt page format.docx
@@ -45,15 +45,7 @@
           <w:b/>
           <w:sz w:val="28"/>
         </w:rPr>
-        <w:t xml:space="preserve">Phase - </w:t>
-      </w:r>
-      <w:proofErr w:type="gramStart"/>
-      <w:r>
-        <w:rPr>
-          <w:b/>
-          <w:sz w:val="28"/>
-        </w:rPr>
-        <w:t xml:space="preserve">1 </w:t>
+        <w:t xml:space="preserve">Phase - 1 </w:t>
       </w:r>
       <w:r>
         <w:rPr>
@@ -70,7 +62,6 @@
         </w:rPr>
         <w:t>Project</w:t>
       </w:r>
-      <w:proofErr w:type="gramEnd"/>
       <w:r>
         <w:rPr>
           <w:b/>
@@ -798,21 +789,7 @@
         <w:rPr>
           <w:sz w:val="28"/>
         </w:rPr>
-        <w:t xml:space="preserve">is the </w:t>
-      </w:r>
-      <w:proofErr w:type="spellStart"/>
-      <w:r>
-        <w:rPr>
-          <w:sz w:val="28"/>
-        </w:rPr>
-        <w:t>bonafide</w:t>
-      </w:r>
-      <w:proofErr w:type="spellEnd"/>
-      <w:r>
-        <w:rPr>
-          <w:sz w:val="28"/>
-        </w:rPr>
-        <w:t xml:space="preserve"> work of </w:t>
+        <w:t xml:space="preserve">is the bonafide work of </w:t>
       </w:r>
       <w:r>
         <w:rPr>
@@ -960,7 +937,6 @@
               </w:rPr>
               <w:t xml:space="preserve"> </w:t>
             </w:r>
-            <w:proofErr w:type="gramStart"/>
             <w:r>
               <w:rPr>
                 <w:b/>
@@ -981,15 +957,7 @@
                 <w:b/>
                 <w:sz w:val="28"/>
               </w:rPr>
-              <w:t>M.E.</w:t>
-            </w:r>
-            <w:proofErr w:type="gramEnd"/>
-            <w:r>
-              <w:rPr>
-                <w:b/>
-                <w:sz w:val="28"/>
-              </w:rPr>
-              <w:t>,</w:t>
+              <w:t>M.E.,</w:t>
             </w:r>
             <w:r>
               <w:rPr>
@@ -1167,23 +1135,7 @@
                 <w:sz w:val="28"/>
                 <w:szCs w:val="28"/>
               </w:rPr>
-              <w:t xml:space="preserve">Padmavathy Engineering College, </w:t>
-            </w:r>
-            <w:proofErr w:type="spellStart"/>
-            <w:r>
-              <w:rPr>
-                <w:sz w:val="28"/>
-                <w:szCs w:val="28"/>
-              </w:rPr>
-              <w:t>Ponmar</w:t>
-            </w:r>
-            <w:proofErr w:type="spellEnd"/>
-            <w:r>
-              <w:rPr>
-                <w:sz w:val="28"/>
-                <w:szCs w:val="28"/>
-              </w:rPr>
-              <w:t>,</w:t>
+              <w:t>Padmavathy Engineering College, Ponmar,</w:t>
             </w:r>
           </w:p>
           <w:p>
@@ -1240,38 +1192,28 @@
                 <w:sz w:val="28"/>
               </w:rPr>
             </w:pPr>
-            <w:proofErr w:type="gramStart"/>
             <w:r>
               <w:rPr>
                 <w:b/>
                 <w:spacing w:val="-4"/>
                 <w:sz w:val="28"/>
               </w:rPr>
-              <w:t>G.VIJAYALAKSHMI</w:t>
-            </w:r>
-            <w:proofErr w:type="gramEnd"/>
+              <w:t>G.VIJAYALAKSHMI ,</w:t>
+            </w:r>
+            <w:r>
+              <w:rPr>
+                <w:b/>
+                <w:spacing w:val="-6"/>
+                <w:sz w:val="28"/>
+              </w:rPr>
+              <w:t xml:space="preserve"> </w:t>
+            </w:r>
             <w:r>
               <w:rPr>
                 <w:b/>
                 <w:spacing w:val="-4"/>
                 <w:sz w:val="28"/>
               </w:rPr>
-              <w:t xml:space="preserve"> ,</w:t>
-            </w:r>
-            <w:r>
-              <w:rPr>
-                <w:b/>
-                <w:spacing w:val="-6"/>
-                <w:sz w:val="28"/>
-              </w:rPr>
-              <w:t xml:space="preserve"> </w:t>
-            </w:r>
-            <w:r>
-              <w:rPr>
-                <w:b/>
-                <w:spacing w:val="-4"/>
-                <w:sz w:val="28"/>
-              </w:rPr>
               <w:t>M.E.,</w:t>
             </w:r>
             <w:r>
@@ -1416,7 +1358,6 @@
               </w:rPr>
               <w:t xml:space="preserve">Prince Shri Venkateshwara Padmavathy </w:t>
             </w:r>
-            <w:proofErr w:type="spellStart"/>
             <w:r>
               <w:rPr>
                 <w:spacing w:val="-2"/>
@@ -1430,47 +1371,23 @@
                 <w:sz w:val="28"/>
                 <w:szCs w:val="28"/>
               </w:rPr>
-              <w:t>College</w:t>
-            </w:r>
-            <w:proofErr w:type="spellEnd"/>
-            <w:r>
+              <w:t>College,</w:t>
+            </w:r>
+          </w:p>
+          <w:p>
+            <w:pPr>
+              <w:spacing w:line="276" w:lineRule="auto"/>
               <w:rPr>
                 <w:sz w:val="28"/>
                 <w:szCs w:val="28"/>
               </w:rPr>
-              <w:t>,</w:t>
-            </w:r>
-          </w:p>
-          <w:p>
-            <w:pPr>
-              <w:spacing w:line="276" w:lineRule="auto"/>
+            </w:pPr>
+            <w:r>
               <w:rPr>
                 <w:sz w:val="28"/>
                 <w:szCs w:val="28"/>
               </w:rPr>
-            </w:pPr>
-            <w:r>
-              <w:rPr>
-                <w:sz w:val="28"/>
-                <w:szCs w:val="28"/>
-              </w:rPr>
-              <w:t xml:space="preserve"> </w:t>
-            </w:r>
-            <w:proofErr w:type="spellStart"/>
-            <w:r>
-              <w:rPr>
-                <w:sz w:val="28"/>
-                <w:szCs w:val="28"/>
-              </w:rPr>
-              <w:t>Ponmar</w:t>
-            </w:r>
-            <w:proofErr w:type="spellEnd"/>
-            <w:r>
-              <w:rPr>
-                <w:sz w:val="28"/>
-                <w:szCs w:val="28"/>
-              </w:rPr>
-              <w:t>, Chennai-</w:t>
+              <w:t xml:space="preserve"> Ponmar, Chennai-</w:t>
             </w:r>
             <w:r>
               <w:rPr>
@@ -1962,25 +1879,7 @@
           <w:sz w:val="24"/>
           <w:szCs w:val="24"/>
         </w:rPr>
-        <w:t xml:space="preserve">VISHNU KARTHIK, </w:t>
-      </w:r>
-      <w:proofErr w:type="gramStart"/>
-      <w:r>
-        <w:rPr>
-          <w:b/>
-          <w:sz w:val="24"/>
-          <w:szCs w:val="24"/>
-        </w:rPr>
-        <w:t>M.D.,MBBS</w:t>
-      </w:r>
-      <w:proofErr w:type="gramEnd"/>
-      <w:r>
-        <w:rPr>
-          <w:b/>
-          <w:sz w:val="24"/>
-          <w:szCs w:val="24"/>
-        </w:rPr>
-        <w:t xml:space="preserve"> </w:t>
+        <w:t xml:space="preserve">VISHNU KARTHIK, M.D.,MBBS </w:t>
       </w:r>
       <w:r>
         <w:rPr>
@@ -2405,23 +2304,7 @@
           <w:sz w:val="24"/>
           <w:szCs w:val="24"/>
         </w:rPr>
-        <w:t xml:space="preserve">and constant encouragement without whom this project would not </w:t>
-      </w:r>
-      <w:proofErr w:type="gramStart"/>
-      <w:r>
-        <w:rPr>
-          <w:sz w:val="24"/>
-          <w:szCs w:val="24"/>
-        </w:rPr>
-        <w:t>achieved</w:t>
-      </w:r>
-      <w:proofErr w:type="gramEnd"/>
-      <w:r>
-        <w:rPr>
-          <w:sz w:val="24"/>
-          <w:szCs w:val="24"/>
-        </w:rPr>
-        <w:t xml:space="preserve"> fruition.</w:t>
+        <w:t>and constant encouragement without whom this project would not achieved fruition.</w:t>
       </w:r>
     </w:p>
     <w:p>
@@ -2441,23 +2324,13 @@
         </w:rPr>
         <w:t xml:space="preserve">We would thank our coordinator, </w:t>
       </w:r>
-      <w:proofErr w:type="gramStart"/>
       <w:r>
         <w:rPr>
           <w:b/>
           <w:sz w:val="24"/>
           <w:szCs w:val="20"/>
         </w:rPr>
-        <w:t>G.VIJAYALAKSHMI</w:t>
-      </w:r>
-      <w:proofErr w:type="gramEnd"/>
-      <w:r>
-        <w:rPr>
-          <w:b/>
-          <w:sz w:val="24"/>
-          <w:szCs w:val="20"/>
-        </w:rPr>
-        <w:t>, M.E., ASSISTANT</w:t>
+        <w:t>G.VIJAYALAKSHMI, M.E., ASSISTANT</w:t>
       </w:r>
       <w:r>
         <w:rPr>
@@ -3045,23 +2918,7 @@
           <w:sz w:val="24"/>
           <w:szCs w:val="24"/>
         </w:rPr>
-        <w:t xml:space="preserve">The Master ESP32 continuously monitors node health through heartbeat messages and identifies failures based on predefined timeout conditions. When a primary node becomes unavailable, the Master initiates task reassignment to the corresponding backup sensor on Node 4. This mechanism aims to reduce monitoring interruptions and improve system reliability. Sensor readings, node status, CAN communication information, fault events, and backup activation details are transmitted from the Master ESP32 to a cloud database using Wi-Fi and HTTP/HTTPS communication. A React.js web dashboard integrated with </w:t>
-      </w:r>
-      <w:proofErr w:type="spellStart"/>
-      <w:r>
-        <w:rPr>
-          <w:sz w:val="24"/>
-          <w:szCs w:val="24"/>
-        </w:rPr>
-        <w:t>Supabase</w:t>
-      </w:r>
-      <w:proofErr w:type="spellEnd"/>
-      <w:r>
-        <w:rPr>
-          <w:sz w:val="24"/>
-          <w:szCs w:val="24"/>
-        </w:rPr>
-        <w:t xml:space="preserve"> provides centralized visualization of sensor data, node health, fault detection, and recovery events.</w:t>
+        <w:t>The Master ESP32 continuously monitors node health through heartbeat messages and identifies failures based on predefined timeout conditions. When a primary node becomes unavailable, the Master initiates task reassignment to the corresponding backup sensor on Node 4. This mechanism aims to reduce monitoring interruptions and improve system reliability. Sensor readings, node status, CAN communication information, fault events, and backup activation details are transmitted from the Master ESP32 to a cloud database using Wi-Fi and HTTP/HTTPS communication. A React.js web dashboard integrated with Supabase provides centralized visualization of sensor data, node health, fault detection, and recovery events.</w:t>
       </w:r>
     </w:p>
     <w:p>
@@ -3120,23 +2977,7 @@
           <w:sz w:val="24"/>
           <w:szCs w:val="24"/>
         </w:rPr>
-        <w:t xml:space="preserve"> ESP32, CAN Bus, Fault Detection, Task Reallocation, Universal Backup Node, Embedded Systems, IoT Dashboard, </w:t>
-      </w:r>
-      <w:proofErr w:type="spellStart"/>
-      <w:r>
-        <w:rPr>
-          <w:sz w:val="24"/>
-          <w:szCs w:val="24"/>
-        </w:rPr>
-        <w:t>Supabase</w:t>
-      </w:r>
-      <w:proofErr w:type="spellEnd"/>
-      <w:r>
-        <w:rPr>
-          <w:sz w:val="24"/>
-          <w:szCs w:val="24"/>
-        </w:rPr>
-        <w:t>.</w:t>
+        <w:t xml:space="preserve"> ESP32, CAN Bus, Fault Detection, Task Reallocation, Universal Backup Node, Embedded Systems, IoT Dashboard, Supabase.</w:t>
       </w:r>
     </w:p>
     <w:p>
@@ -3684,7 +3525,6 @@
               </w:rPr>
               <w:t xml:space="preserve"> </w:t>
             </w:r>
-            <w:proofErr w:type="gramStart"/>
             <w:r>
               <w:rPr>
                 <w:bCs/>
@@ -3694,7 +3534,6 @@
               </w:rPr>
               <w:t>FIGURE</w:t>
             </w:r>
-            <w:proofErr w:type="gramEnd"/>
           </w:p>
         </w:tc>
         <w:tc>
@@ -4406,7 +4245,6 @@
               </w:rPr>
               <w:t xml:space="preserve"> </w:t>
             </w:r>
-            <w:proofErr w:type="gramStart"/>
             <w:r>
               <w:rPr>
                 <w:sz w:val="24"/>
@@ -4414,7 +4252,6 @@
               </w:rPr>
               <w:t>Of</w:t>
             </w:r>
-            <w:proofErr w:type="gramEnd"/>
             <w:r>
               <w:rPr>
                 <w:spacing w:val="-4"/>
@@ -4530,7 +4367,6 @@
               </w:rPr>
               <w:t xml:space="preserve"> </w:t>
             </w:r>
-            <w:proofErr w:type="gramStart"/>
             <w:r>
               <w:rPr>
                 <w:sz w:val="24"/>
@@ -4538,7 +4374,6 @@
               </w:rPr>
               <w:t>And</w:t>
             </w:r>
-            <w:proofErr w:type="gramEnd"/>
             <w:r>
               <w:rPr>
                 <w:spacing w:val="-2"/>
@@ -5851,23 +5686,7 @@
                 <w:sz w:val="24"/>
                 <w:szCs w:val="20"/>
               </w:rPr>
-              <w:t xml:space="preserve">4.2.6 </w:t>
-            </w:r>
-            <w:proofErr w:type="spellStart"/>
-            <w:r>
-              <w:rPr>
-                <w:sz w:val="24"/>
-                <w:szCs w:val="20"/>
-              </w:rPr>
-              <w:t>Wifi</w:t>
-            </w:r>
-            <w:proofErr w:type="spellEnd"/>
-            <w:r>
-              <w:rPr>
-                <w:sz w:val="24"/>
-                <w:szCs w:val="20"/>
-              </w:rPr>
-              <w:t xml:space="preserve"> &amp; Cloud Communication</w:t>
+              <w:t>4.2.6 Wifi &amp; Cloud Communication</w:t>
             </w:r>
           </w:p>
         </w:tc>
@@ -5935,23 +5754,7 @@
                 <w:sz w:val="24"/>
                 <w:szCs w:val="20"/>
               </w:rPr>
-              <w:t xml:space="preserve">4.2.7 </w:t>
-            </w:r>
-            <w:proofErr w:type="spellStart"/>
-            <w:r>
-              <w:rPr>
-                <w:sz w:val="24"/>
-                <w:szCs w:val="20"/>
-              </w:rPr>
-              <w:t>Supabase</w:t>
-            </w:r>
-            <w:proofErr w:type="spellEnd"/>
-            <w:r>
-              <w:rPr>
-                <w:sz w:val="24"/>
-                <w:szCs w:val="20"/>
-              </w:rPr>
-              <w:t xml:space="preserve"> Database Implementation</w:t>
+              <w:t>4.2.7 Supabase Database Implementation</w:t>
             </w:r>
           </w:p>
         </w:tc>
@@ -6019,17 +5822,8 @@
                 <w:sz w:val="24"/>
                 <w:szCs w:val="20"/>
               </w:rPr>
-              <w:t xml:space="preserve">4.2.8 </w:t>
-            </w:r>
-            <w:proofErr w:type="spellStart"/>
-            <w:r>
-              <w:rPr>
-                <w:sz w:val="24"/>
-                <w:szCs w:val="20"/>
-              </w:rPr>
-              <w:t>Webdashboard</w:t>
-            </w:r>
-            <w:proofErr w:type="spellEnd"/>
+              <w:t>4.2.8 Webdashboard</w:t>
+            </w:r>
           </w:p>
         </w:tc>
         <w:tc>
@@ -6206,7 +6000,7 @@
                 <w:sz w:val="24"/>
                 <w:szCs w:val="20"/>
               </w:rPr>
-              <w:t>6</w:t>
+              <w:t>8</w:t>
             </w:r>
           </w:p>
         </w:tc>
@@ -6323,7 +6117,14 @@
                 <w:sz w:val="24"/>
                 <w:szCs w:val="20"/>
               </w:rPr>
-              <w:t>31</w:t>
+              <w:t>3</w:t>
+            </w:r>
+            <w:r>
+              <w:rPr>
+                <w:sz w:val="24"/>
+                <w:szCs w:val="20"/>
+              </w:rPr>
+              <w:t>0</w:t>
             </w:r>
           </w:p>
         </w:tc>
@@ -6401,7 +6202,7 @@
                 <w:sz w:val="24"/>
                 <w:szCs w:val="20"/>
               </w:rPr>
-              <w:t>6</w:t>
+              <w:t>2</w:t>
             </w:r>
           </w:p>
         </w:tc>
@@ -6547,17 +6348,8 @@
                 <w:b/>
                 <w:bCs/>
               </w:rPr>
-              <w:t xml:space="preserve">List of </w:t>
-            </w:r>
-            <w:proofErr w:type="gramStart"/>
-            <w:r>
-              <w:rPr>
-                <w:b/>
-                <w:bCs/>
-              </w:rPr>
-              <w:t>figure</w:t>
-            </w:r>
-            <w:proofErr w:type="gramEnd"/>
+              <w:t>List of figure</w:t>
+            </w:r>
           </w:p>
         </w:tc>
         <w:tc>
@@ -7389,21 +7181,12 @@
                 <w:szCs w:val="24"/>
               </w:rPr>
             </w:pPr>
-            <w:proofErr w:type="spellStart"/>
-            <w:r>
-              <w:rPr>
-                <w:sz w:val="24"/>
-                <w:szCs w:val="24"/>
-              </w:rPr>
-              <w:t>Oled</w:t>
-            </w:r>
-            <w:proofErr w:type="spellEnd"/>
-            <w:r>
-              <w:rPr>
-                <w:sz w:val="24"/>
-                <w:szCs w:val="24"/>
-              </w:rPr>
-              <w:t xml:space="preserve"> display</w:t>
+            <w:r>
+              <w:rPr>
+                <w:sz w:val="24"/>
+                <w:szCs w:val="24"/>
+              </w:rPr>
+              <w:t>Oled display</w:t>
             </w:r>
           </w:p>
         </w:tc>
@@ -7503,21 +7286,12 @@
               </w:rPr>
               <w:t xml:space="preserve"> </w:t>
             </w:r>
-            <w:proofErr w:type="spellStart"/>
-            <w:r>
-              <w:rPr>
-                <w:sz w:val="24"/>
-                <w:szCs w:val="24"/>
-              </w:rPr>
-              <w:t>Opto</w:t>
-            </w:r>
-            <w:proofErr w:type="spellEnd"/>
-            <w:r>
-              <w:rPr>
-                <w:sz w:val="24"/>
-                <w:szCs w:val="24"/>
-              </w:rPr>
-              <w:t xml:space="preserve"> coupler</w:t>
+            <w:r>
+              <w:rPr>
+                <w:sz w:val="24"/>
+                <w:szCs w:val="24"/>
+              </w:rPr>
+              <w:t>Opto coupler</w:t>
             </w:r>
             <w:r>
               <w:rPr>
@@ -7988,25 +7762,14 @@
                 <w:szCs w:val="24"/>
               </w:rPr>
             </w:pPr>
-            <w:proofErr w:type="spellStart"/>
-            <w:r>
-              <w:rPr>
-                <w:bCs/>
-                <w:spacing w:val="-2"/>
-                <w:sz w:val="24"/>
-                <w:szCs w:val="24"/>
-              </w:rPr>
-              <w:t>Espressif</w:t>
-            </w:r>
-            <w:proofErr w:type="spellEnd"/>
-            <w:r>
-              <w:rPr>
-                <w:bCs/>
-                <w:spacing w:val="-2"/>
-                <w:sz w:val="24"/>
-                <w:szCs w:val="24"/>
-              </w:rPr>
-              <w:t xml:space="preserve"> Systems 32-bit Microcontroller Series</w:t>
+            <w:r>
+              <w:rPr>
+                <w:bCs/>
+                <w:spacing w:val="-2"/>
+                <w:sz w:val="24"/>
+                <w:szCs w:val="24"/>
+              </w:rPr>
+              <w:t>Espressif Systems 32-bit Microcontroller Series</w:t>
             </w:r>
           </w:p>
         </w:tc>

--- a/report/report fornt page format.docx
+++ b/report/report fornt page format.docx
@@ -6124,7 +6124,7 @@
                 <w:sz w:val="24"/>
                 <w:szCs w:val="20"/>
               </w:rPr>
-              <w:t>0</w:t>
+              <w:t>1</w:t>
             </w:r>
           </w:p>
         </w:tc>
@@ -6202,7 +6202,7 @@
                 <w:sz w:val="24"/>
                 <w:szCs w:val="20"/>
               </w:rPr>
-              <w:t>2</w:t>
+              <w:t>3</w:t>
             </w:r>
           </w:p>
         </w:tc>
@@ -7424,8 +7424,102 @@
           </w:p>
         </w:tc>
       </w:tr>
+      <w:tr>
+        <w:tc>
+          <w:tcPr>
+            <w:tcW w:w="1891" w:type="dxa"/>
+            <w:tcBorders>
+              <w:top w:val="nil"/>
+              <w:left w:val="nil"/>
+              <w:bottom w:val="nil"/>
+              <w:right w:val="nil"/>
+            </w:tcBorders>
+            <w:vAlign w:val="center"/>
+          </w:tcPr>
+          <w:p>
+            <w:pPr>
+              <w:pStyle w:val="BodyText"/>
+              <w:spacing w:line="360" w:lineRule="auto"/>
+              <w:rPr>
+                <w:sz w:val="24"/>
+                <w:szCs w:val="24"/>
+              </w:rPr>
+            </w:pPr>
+            <w:r>
+              <w:rPr>
+                <w:sz w:val="24"/>
+                <w:szCs w:val="24"/>
+              </w:rPr>
+              <w:t xml:space="preserve">   Figure 5.1</w:t>
+            </w:r>
+          </w:p>
+        </w:tc>
+        <w:tc>
+          <w:tcPr>
+            <w:tcW w:w="6120" w:type="dxa"/>
+            <w:tcBorders>
+              <w:top w:val="nil"/>
+              <w:left w:val="nil"/>
+              <w:bottom w:val="nil"/>
+              <w:right w:val="nil"/>
+            </w:tcBorders>
+            <w:vAlign w:val="center"/>
+          </w:tcPr>
+          <w:p>
+            <w:pPr>
+              <w:pStyle w:val="BodyText"/>
+              <w:spacing w:line="360" w:lineRule="auto"/>
+              <w:rPr>
+                <w:sz w:val="24"/>
+                <w:szCs w:val="24"/>
+              </w:rPr>
+            </w:pPr>
+            <w:r>
+              <w:rPr>
+                <w:sz w:val="24"/>
+                <w:szCs w:val="24"/>
+              </w:rPr>
+              <w:t>Prototype Model</w:t>
+            </w:r>
+          </w:p>
+        </w:tc>
+        <w:tc>
+          <w:tcPr>
+            <w:tcW w:w="2178" w:type="dxa"/>
+            <w:tcBorders>
+              <w:top w:val="nil"/>
+              <w:left w:val="nil"/>
+              <w:bottom w:val="nil"/>
+              <w:right w:val="nil"/>
+            </w:tcBorders>
+            <w:vAlign w:val="center"/>
+          </w:tcPr>
+          <w:p>
+            <w:pPr>
+              <w:pStyle w:val="BodyText"/>
+              <w:spacing w:line="360" w:lineRule="auto"/>
+              <w:jc w:val="center"/>
+              <w:rPr>
+                <w:sz w:val="24"/>
+                <w:szCs w:val="24"/>
+              </w:rPr>
+            </w:pPr>
+            <w:r>
+              <w:rPr>
+                <w:sz w:val="24"/>
+                <w:szCs w:val="24"/>
+              </w:rPr>
+              <w:t>29</w:t>
+            </w:r>
+          </w:p>
+        </w:tc>
+      </w:tr>
     </w:tbl>
-    <w:p/>
+    <w:p>
+      <w:r>
+        <w:t xml:space="preserve">  </w:t>
+      </w:r>
+    </w:p>
     <w:p/>
     <w:p/>
     <w:p/>
@@ -7472,7 +7566,6 @@
           <w:b/>
           <w:sz w:val="28"/>
         </w:rPr>
-        <w:lastRenderedPageBreak/>
         <w:t>ABBREVIATIONS</w:t>
       </w:r>
       <w:r>
@@ -9805,6 +9898,7 @@
                 <w:sz w:val="24"/>
                 <w:szCs w:val="24"/>
               </w:rPr>
+              <w:lastRenderedPageBreak/>
               <w:t>25</w:t>
             </w:r>
           </w:p>
@@ -9896,7 +9990,6 @@
                 <w:sz w:val="24"/>
                 <w:szCs w:val="24"/>
               </w:rPr>
-              <w:lastRenderedPageBreak/>
               <w:t>26</w:t>
             </w:r>
           </w:p>
